--- a/downloads/teacher/04 Units/Unit 02 - Individual Growth and Life Readiness - Me, My Goals, My Money/Calendar 02.docx
+++ b/downloads/teacher/04 Units/Unit 02 - Individual Growth and Life Readiness - Me, My Goals, My Money/Calendar 02.docx
@@ -360,15 +360,6 @@
             <w:r>
               <w:t xml:space="preserve">30 item cards: need, want, gray zone; a value moves the gray zone; the $100 plan; last day of marking period 1</w:t>
             </w:r>
-            <w:r>
-              <w:t xml:space="preserve"> </w:t>
-            </w:r>
-            <w:r>
-              <w:rPr>
-                <w:rStyle w:val="TeacherNote"/>
-              </w:rPr>
-              <w:t xml:space="preserve">[Sal: if your school’s marking period 1 ends before day 45, the Goal Plan and the All About Me product still land in MP1; only the Needs vs Wants day moves.]</w:t>
-            </w:r>
           </w:p>
         </w:tc>
       </w:tr>
@@ -530,15 +521,6 @@
             </w:r>
             <w:r>
               <w:t xml:space="preserve">PROJECT: venture risk cards from safest to riskiest; login cards (merchant number and PIN, no names); first buys across three ventures; TRADE: windows 1 to 2</w:t>
-            </w:r>
-            <w:r>
-              <w:t xml:space="preserve"> </w:t>
-            </w:r>
-            <w:r>
-              <w:rPr>
-                <w:rStyle w:val="TeacherNote"/>
-              </w:rPr>
-              <w:t xml:space="preserve">[Sal: if a school break lands right after day 53, the market is on manual advance, so it holds at window 2 over the break. Tell the class which window they come back to.]</w:t>
             </w:r>
           </w:p>
         </w:tc>
